--- a/A1_Nivel_1/Syllabus_Detallado_Nivel1_A1.docx
+++ b/A1_Nivel_1/Syllabus_Detallado_Nivel1_A1.docx
@@ -671,7 +671,7 @@
                 <w:sz w:val="18"/>
                 <w:szCs w:val="18"/>
               </w:rPr>
-              <w:t xml:space="preserve">Sábados, una sesión por semana · inicio 11 de julio de 2026</w:t>
+              <w:t xml:space="preserve">Dos horarios: miércoles 20:00 (Chile) o sábados 11:00 · una sesión por semana · inicio mié 8 / sáb 11 de julio</w:t>
             </w:r>
           </w:p>
         </w:tc>
@@ -740,7 +740,7 @@
                 <w:sz w:val="18"/>
                 <w:szCs w:val="18"/>
               </w:rPr>
-              <w:t xml:space="preserve">11:00 hora Chile · 16:00 hora España</w:t>
+              <w:t xml:space="preserve">Miércoles 20:00 Chile · Sábados 11:00 Chile / 16:00 España</w:t>
             </w:r>
           </w:p>
         </w:tc>

--- a/A1_Nivel_1/Syllabus_Detallado_Nivel1_A1.docx
+++ b/A1_Nivel_1/Syllabus_Detallado_Nivel1_A1.docx
@@ -1792,7 +1792,7 @@
         <w:jc w:val="both"/>
       </w:pPr>
       <w:r>
-        <w:t xml:space="preserve">Escala de calificación: A (90–100) · B (80–89) · C (70–79) · D (60–69) · F (&lt;60). Certificación: recibe el Certificado oficial de finalización del Nivel 1 (A1) quien alcance al menos 80% de asistencia y apruebe el proyecto final.</w:t>
+        <w:t xml:space="preserve">Escala de calificación: A (90–100) · B (80–89) · C (70–79) · D (60–69) · F (&lt;60). Certificación: se entrega el Certificado de Academia Seúl del Nivel 1 (A1) por la participación del estudiante en las clases de la cohorte (asistencia y participación).</w:t>
       </w:r>
     </w:p>
     <w:p>
@@ -8325,7 +8325,7 @@
         <w:spacing w:after="50"/>
       </w:pPr>
       <w:r>
-        <w:t xml:space="preserve">Garantía de satisfacción: si dentro de la primera semana sientes que no es para ti, se reembolsa el 100%.</w:t>
+        <w:t xml:space="preserve">Certificado: se entrega por la participación del estudiante en las clases de la cohorte.</w:t>
       </w:r>
     </w:p>
     <w:p>
@@ -8347,7 +8347,7 @@
         <w:jc w:val="both"/>
       </w:pPr>
       <w:r>
-        <w:t xml:space="preserve">Academia Seúl acompaña al estudiante nivel a nivel: A1 (este curso) → A2 → A3 y niveles intermedios, con preparación progresiva hacia el examen oficial TOPIK. Al completar el Nivel 1 con ≥80% de asistencia y aprobar el proyecto final, el estudiante recibe el Certificado oficial de finalización.</w:t>
+        <w:t xml:space="preserve">Academia Seúl acompaña al estudiante nivel a nivel: A1 (este curso) → A2 → A3 y niveles intermedios, con preparación progresiva hacia el examen oficial TOPIK. Al participar en las clases del Nivel 1, el estudiante recibe el Certificado de Academia Seúl.</w:t>
       </w:r>
     </w:p>
     <w:p>
